--- a/src/site/resources/understanding-autism-u2-assessment.docx
+++ b/src/site/resources/understanding-autism-u2-assessment.docx
@@ -167,7 +167,25 @@
           <w:sz w:val="24"/>
           <w:szCs w:val="24"/>
         </w:rPr>
-        <w:t xml:space="preserve"> questions which will assist you in answering the questions in the assessment. Try to answer the questions in the format requested i.e. </w:t>
+        <w:t xml:space="preserve"> questions which will assist you in answering the questions in the assessment. Try to answer the questions in the format requested </w:t>
+      </w:r>
+      <w:proofErr w:type="gramStart"/>
+      <w:r>
+        <w:rPr>
+          <w:rFonts w:ascii="Open Sans" w:hAnsi="Open Sans" w:cs="Open Sans"/>
+          <w:sz w:val="24"/>
+          <w:szCs w:val="24"/>
+        </w:rPr>
+        <w:t>i.e.</w:t>
+      </w:r>
+      <w:proofErr w:type="gramEnd"/>
+      <w:r>
+        <w:rPr>
+          <w:rFonts w:ascii="Open Sans" w:hAnsi="Open Sans" w:cs="Open Sans"/>
+          <w:sz w:val="24"/>
+          <w:szCs w:val="24"/>
+        </w:rPr>
+        <w:t xml:space="preserve"> </w:t>
       </w:r>
       <w:r>
         <w:rPr>
@@ -752,7 +770,25 @@
           <w:sz w:val="24"/>
           <w:szCs w:val="24"/>
         </w:rPr>
-        <w:t xml:space="preserve">If you are unsure of any questions you should refer back to the specific page number that covers the topic in the course materials.  </w:t>
+        <w:t>If you are unsure of any questions</w:t>
+      </w:r>
+      <w:r>
+        <w:rPr>
+          <w:rFonts w:ascii="Open Sans" w:hAnsi="Open Sans" w:cs="Open Sans"/>
+          <w:bCs/>
+          <w:sz w:val="24"/>
+          <w:szCs w:val="24"/>
+        </w:rPr>
+        <w:t>,</w:t>
+      </w:r>
+      <w:r>
+        <w:rPr>
+          <w:rFonts w:ascii="Open Sans" w:hAnsi="Open Sans" w:cs="Open Sans"/>
+          <w:bCs/>
+          <w:sz w:val="24"/>
+          <w:szCs w:val="24"/>
+        </w:rPr>
+        <w:t xml:space="preserve"> you should refer back to the specific page number that covers the topic in the course materials.  </w:t>
       </w:r>
     </w:p>
     <w:p>
@@ -2670,7 +2706,45 @@
           <w:sz w:val="24"/>
           <w:szCs w:val="24"/>
         </w:rPr>
-        <w:t xml:space="preserve">If you are unsure of any questions you should refer back to the specific page number that covers the topic.  </w:t>
+        <w:t xml:space="preserve">If you are unsure of any </w:t>
+      </w:r>
+      <w:r>
+        <w:rPr>
+          <w:rFonts w:ascii="Open Sans" w:hAnsi="Open Sans" w:cs="Open Sans"/>
+          <w:bCs/>
+          <w:sz w:val="24"/>
+          <w:szCs w:val="24"/>
+        </w:rPr>
+        <w:t>questions,</w:t>
+      </w:r>
+      <w:r>
+        <w:rPr>
+          <w:rFonts w:ascii="Open Sans" w:hAnsi="Open Sans" w:cs="Open Sans"/>
+          <w:bCs/>
+          <w:sz w:val="24"/>
+          <w:szCs w:val="24"/>
+        </w:rPr>
+        <w:t xml:space="preserve"> you should </w:t>
+      </w:r>
+      <w:proofErr w:type="gramStart"/>
+      <w:r>
+        <w:rPr>
+          <w:rFonts w:ascii="Open Sans" w:hAnsi="Open Sans" w:cs="Open Sans"/>
+          <w:bCs/>
+          <w:sz w:val="24"/>
+          <w:szCs w:val="24"/>
+        </w:rPr>
+        <w:t>refer back</w:t>
+      </w:r>
+      <w:proofErr w:type="gramEnd"/>
+      <w:r>
+        <w:rPr>
+          <w:rFonts w:ascii="Open Sans" w:hAnsi="Open Sans" w:cs="Open Sans"/>
+          <w:bCs/>
+          <w:sz w:val="24"/>
+          <w:szCs w:val="24"/>
+        </w:rPr>
+        <w:t xml:space="preserve"> to the specific page number that covers the topic.  </w:t>
       </w:r>
     </w:p>
     <w:tbl>
@@ -3339,6 +3413,12 @@
             <w:r>
               <w:rPr>
                 <w:rFonts w:ascii="Open Sans" w:hAnsi="Open Sans" w:cs="Open Sans"/>
+              </w:rPr>
+              <w:t xml:space="preserve"> </w:t>
+            </w:r>
+            <w:r>
+              <w:rPr>
+                <w:rFonts w:ascii="Open Sans" w:hAnsi="Open Sans" w:cs="Open Sans"/>
                 <w:spacing w:val="-59"/>
               </w:rPr>
               <w:t xml:space="preserve"> </w:t>
@@ -3710,7 +3790,21 @@
               <w:rPr>
                 <w:rFonts w:ascii="Open Sans" w:hAnsi="Open Sans" w:cs="Open Sans"/>
               </w:rPr>
-              <w:t>with each individual’s strengths and</w:t>
+              <w:t xml:space="preserve">with </w:t>
+            </w:r>
+            <w:proofErr w:type="gramStart"/>
+            <w:r>
+              <w:rPr>
+                <w:rFonts w:ascii="Open Sans" w:hAnsi="Open Sans" w:cs="Open Sans"/>
+              </w:rPr>
+              <w:t>each individual’s</w:t>
+            </w:r>
+            <w:proofErr w:type="gramEnd"/>
+            <w:r>
+              <w:rPr>
+                <w:rFonts w:ascii="Open Sans" w:hAnsi="Open Sans" w:cs="Open Sans"/>
+              </w:rPr>
+              <w:t xml:space="preserve"> strengths and</w:t>
             </w:r>
             <w:r>
               <w:rPr>
@@ -3904,6 +3998,12 @@
                 <w:rFonts w:ascii="Open Sans" w:hAnsi="Open Sans" w:cs="Open Sans"/>
               </w:rPr>
               <w:t>can make</w:t>
+            </w:r>
+            <w:r>
+              <w:rPr>
+                <w:rFonts w:ascii="Open Sans" w:hAnsi="Open Sans" w:cs="Open Sans"/>
+              </w:rPr>
+              <w:t xml:space="preserve"> </w:t>
             </w:r>
             <w:r>
               <w:rPr>
@@ -5538,6 +5638,7 @@
           <w:sz w:val="24"/>
           <w:szCs w:val="24"/>
         </w:rPr>
+        <w:lastRenderedPageBreak/>
         <w:t xml:space="preserve">4. in the table below, give </w:t>
       </w:r>
       <w:r>
@@ -6260,7 +6361,25 @@
           <w:sz w:val="24"/>
           <w:szCs w:val="24"/>
         </w:rPr>
-        <w:t>with each individual’s strengths and</w:t>
+        <w:t xml:space="preserve">with </w:t>
+      </w:r>
+      <w:proofErr w:type="gramStart"/>
+      <w:r>
+        <w:rPr>
+          <w:rFonts w:ascii="Open Sans" w:hAnsi="Open Sans" w:cs="Open Sans"/>
+          <w:sz w:val="24"/>
+          <w:szCs w:val="24"/>
+        </w:rPr>
+        <w:t>each individual’s</w:t>
+      </w:r>
+      <w:proofErr w:type="gramEnd"/>
+      <w:r>
+        <w:rPr>
+          <w:rFonts w:ascii="Open Sans" w:hAnsi="Open Sans" w:cs="Open Sans"/>
+          <w:sz w:val="24"/>
+          <w:szCs w:val="24"/>
+        </w:rPr>
+        <w:t xml:space="preserve"> strengths and</w:t>
       </w:r>
       <w:r>
         <w:rPr>
